--- a/data/outputs/v2/Essential_Mathematics/SS2.6_Surface_Area_of_Solids/Essential_Mathematics_Surface_Area_of_Solids_FinalExplanation_TeacherKey.docx
+++ b/data/outputs/v2/Essential_Mathematics/SS2.6_Surface_Area_of_Solids/Essential_Mathematics_Surface_Area_of_Solids_FinalExplanation_TeacherKey.docx
@@ -2288,7 +2288,7 @@
         </w:rPr>
         <w:t xml:space="preserve">© 2026 SeaVuria and ARES. This work is licensed under a </w:t>
       </w:r>
-      <w:hyperlink w:history="1" r:id="rIdbuxb6cndur63zgieezvu2">
+      <w:hyperlink w:history="1" r:id="rId9bgzgavuczkdopr6rq5su">
         <w:r>
           <w:rPr>
             <w:rFonts w:ascii="Arial" w:cs="Arial" w:eastAsia="Arial" w:hAnsi="Arial"/>
@@ -2308,7 +2308,7 @@
         </w:rPr>
         <w:t xml:space="preserve"> (</w:t>
       </w:r>
-      <w:hyperlink w:history="1" r:id="rId4ggvanzsudyq_rqrj1dw8">
+      <w:hyperlink w:history="1" r:id="rIdavlanpkpohzhmyzz3flve">
         <w:r>
           <w:rPr>
             <w:rFonts w:ascii="Arial" w:cs="Arial" w:eastAsia="Arial" w:hAnsi="Arial"/>
@@ -2328,7 +2328,7 @@
         </w:rPr>
         <w:t xml:space="preserve">). To view a copy of this license, visit </w:t>
       </w:r>
-      <w:hyperlink w:history="1" r:id="rIdr4feshfo5h6vnsjuzsxwx">
+      <w:hyperlink w:history="1" r:id="rIdydqclhihcxk4r7-jzasbk">
         <w:r>
           <w:rPr>
             <w:rFonts w:ascii="Arial" w:cs="Arial" w:eastAsia="Arial" w:hAnsi="Arial"/>

--- a/data/outputs/v2/Essential_Mathematics/SS2.6_Surface_Area_of_Solids/Essential_Mathematics_Surface_Area_of_Solids_FinalExplanation_TeacherKey.docx
+++ b/data/outputs/v2/Essential_Mathematics/SS2.6_Surface_Area_of_Solids/Essential_Mathematics_Surface_Area_of_Solids_FinalExplanation_TeacherKey.docx
@@ -2288,7 +2288,7 @@
         </w:rPr>
         <w:t xml:space="preserve">© 2026 SeaVuria and ARES. This work is licensed under a </w:t>
       </w:r>
-      <w:hyperlink w:history="1" r:id="rId9bgzgavuczkdopr6rq5su">
+      <w:hyperlink w:history="1" r:id="rIduzt73thrga4_p780uv-ht">
         <w:r>
           <w:rPr>
             <w:rFonts w:ascii="Arial" w:cs="Arial" w:eastAsia="Arial" w:hAnsi="Arial"/>
@@ -2308,7 +2308,7 @@
         </w:rPr>
         <w:t xml:space="preserve"> (</w:t>
       </w:r>
-      <w:hyperlink w:history="1" r:id="rIdavlanpkpohzhmyzz3flve">
+      <w:hyperlink w:history="1" r:id="rId3m3f6wpie2wa8c0-qu7ad">
         <w:r>
           <w:rPr>
             <w:rFonts w:ascii="Arial" w:cs="Arial" w:eastAsia="Arial" w:hAnsi="Arial"/>
@@ -2328,7 +2328,7 @@
         </w:rPr>
         <w:t xml:space="preserve">). To view a copy of this license, visit </w:t>
       </w:r>
-      <w:hyperlink w:history="1" r:id="rIdydqclhihcxk4r7-jzasbk">
+      <w:hyperlink w:history="1" r:id="rIdqn5v8n9ienmei-cf8ukzm">
         <w:r>
           <w:rPr>
             <w:rFonts w:ascii="Arial" w:cs="Arial" w:eastAsia="Arial" w:hAnsi="Arial"/>

--- a/data/outputs/v2/Essential_Mathematics/SS2.6_Surface_Area_of_Solids/Essential_Mathematics_Surface_Area_of_Solids_FinalExplanation_TeacherKey.docx
+++ b/data/outputs/v2/Essential_Mathematics/SS2.6_Surface_Area_of_Solids/Essential_Mathematics_Surface_Area_of_Solids_FinalExplanation_TeacherKey.docx
@@ -2288,7 +2288,7 @@
         </w:rPr>
         <w:t xml:space="preserve">© 2026 SeaVuria and ARES. This work is licensed under a </w:t>
       </w:r>
-      <w:hyperlink w:history="1" r:id="rIduzt73thrga4_p780uv-ht">
+      <w:hyperlink w:history="1" r:id="rIdxvkldhux23pqfldx3oym7">
         <w:r>
           <w:rPr>
             <w:rFonts w:ascii="Arial" w:cs="Arial" w:eastAsia="Arial" w:hAnsi="Arial"/>
@@ -2308,7 +2308,7 @@
         </w:rPr>
         <w:t xml:space="preserve"> (</w:t>
       </w:r>
-      <w:hyperlink w:history="1" r:id="rId3m3f6wpie2wa8c0-qu7ad">
+      <w:hyperlink w:history="1" r:id="rIdcuxjv4y1r0yj0pggr6c5k">
         <w:r>
           <w:rPr>
             <w:rFonts w:ascii="Arial" w:cs="Arial" w:eastAsia="Arial" w:hAnsi="Arial"/>
@@ -2328,7 +2328,7 @@
         </w:rPr>
         <w:t xml:space="preserve">). To view a copy of this license, visit </w:t>
       </w:r>
-      <w:hyperlink w:history="1" r:id="rIdqn5v8n9ienmei-cf8ukzm">
+      <w:hyperlink w:history="1" r:id="rIdkkaty0ue7gyfhggmvr23m">
         <w:r>
           <w:rPr>
             <w:rFonts w:ascii="Arial" w:cs="Arial" w:eastAsia="Arial" w:hAnsi="Arial"/>

--- a/data/outputs/v2/Essential_Mathematics/SS2.6_Surface_Area_of_Solids/Essential_Mathematics_Surface_Area_of_Solids_FinalExplanation_TeacherKey.docx
+++ b/data/outputs/v2/Essential_Mathematics/SS2.6_Surface_Area_of_Solids/Essential_Mathematics_Surface_Area_of_Solids_FinalExplanation_TeacherKey.docx
@@ -2288,7 +2288,7 @@
         </w:rPr>
         <w:t xml:space="preserve">© 2026 SeaVuria and ARES. This work is licensed under a </w:t>
       </w:r>
-      <w:hyperlink w:history="1" r:id="rIdxvkldhux23pqfldx3oym7">
+      <w:hyperlink w:history="1" r:id="rIdbgbdoa9_ekkjvizruw6hl">
         <w:r>
           <w:rPr>
             <w:rFonts w:ascii="Arial" w:cs="Arial" w:eastAsia="Arial" w:hAnsi="Arial"/>
@@ -2308,7 +2308,7 @@
         </w:rPr>
         <w:t xml:space="preserve"> (</w:t>
       </w:r>
-      <w:hyperlink w:history="1" r:id="rIdcuxjv4y1r0yj0pggr6c5k">
+      <w:hyperlink w:history="1" r:id="rId8zsl0uxtyrnm7b5fsx7tv">
         <w:r>
           <w:rPr>
             <w:rFonts w:ascii="Arial" w:cs="Arial" w:eastAsia="Arial" w:hAnsi="Arial"/>
@@ -2328,7 +2328,7 @@
         </w:rPr>
         <w:t xml:space="preserve">). To view a copy of this license, visit </w:t>
       </w:r>
-      <w:hyperlink w:history="1" r:id="rIdkkaty0ue7gyfhggmvr23m">
+      <w:hyperlink w:history="1" r:id="rIdc03erthg6knrr1_wwiyj5">
         <w:r>
           <w:rPr>
             <w:rFonts w:ascii="Arial" w:cs="Arial" w:eastAsia="Arial" w:hAnsi="Arial"/>

--- a/data/outputs/v2/Essential_Mathematics/SS2.6_Surface_Area_of_Solids/Essential_Mathematics_Surface_Area_of_Solids_FinalExplanation_TeacherKey.docx
+++ b/data/outputs/v2/Essential_Mathematics/SS2.6_Surface_Area_of_Solids/Essential_Mathematics_Surface_Area_of_Solids_FinalExplanation_TeacherKey.docx
@@ -4,6 +4,7 @@
   <w:body>
     <w:p>
       <w:pPr>
+        <w:keepNext w:val="false"/>
         <w:spacing w:after="30" w:before="0"/>
         <w:jc w:val="center"/>
       </w:pPr>
@@ -23,6 +24,7 @@
     </w:p>
     <w:p>
       <w:pPr>
+        <w:keepNext w:val="false"/>
         <w:spacing w:after="60" w:before="0"/>
         <w:jc w:val="center"/>
       </w:pPr>
@@ -81,6 +83,7 @@
           </w:tcPr>
           <w:p>
             <w:pPr>
+              <w:keepNext w:val="false"/>
               <w:spacing w:after="40" w:before="0"/>
               <w:jc w:val="center"/>
             </w:pPr>
@@ -116,6 +119,7 @@
           </w:tcPr>
           <w:p>
             <w:pPr>
+              <w:keepNext w:val="false"/>
               <w:spacing w:after="40" w:before="0"/>
               <w:jc w:val="center"/>
             </w:pPr>
@@ -176,6 +180,7 @@
           </w:tcPr>
           <w:p>
             <w:pPr>
+              <w:keepNext w:val="false"/>
               <w:spacing w:after="40" w:before="0"/>
               <w:jc w:val="center"/>
             </w:pPr>
@@ -210,6 +215,7 @@
           </w:tcPr>
           <w:p>
             <w:pPr>
+              <w:keepNext w:val="false"/>
               <w:spacing w:after="40" w:before="0"/>
               <w:jc w:val="left"/>
             </w:pPr>
@@ -271,6 +277,7 @@
           </w:tcPr>
           <w:p>
             <w:pPr>
+              <w:keepNext/>
               <w:spacing w:after="40" w:before="0"/>
               <w:jc w:val="center"/>
             </w:pPr>
@@ -305,6 +312,7 @@
           </w:tcPr>
           <w:p>
             <w:pPr>
+              <w:keepNext w:val="false"/>
               <w:spacing w:after="40" w:before="0"/>
               <w:jc w:val="left"/>
             </w:pPr>
@@ -324,6 +332,7 @@
           </w:p>
           <w:p>
             <w:pPr>
+              <w:keepNext w:val="false"/>
               <w:spacing w:after="40" w:before="0"/>
               <w:jc w:val="left"/>
             </w:pPr>
@@ -343,6 +352,7 @@
           </w:p>
           <w:p>
             <w:pPr>
+              <w:keepNext w:val="false"/>
               <w:spacing w:after="40" w:before="0"/>
               <w:jc w:val="left"/>
             </w:pPr>
@@ -362,6 +372,7 @@
           </w:p>
           <w:p>
             <w:pPr>
+              <w:keepNext w:val="false"/>
               <w:spacing w:after="40" w:before="0"/>
               <w:jc w:val="left"/>
             </w:pPr>
@@ -381,6 +392,7 @@
           </w:p>
           <w:p>
             <w:pPr>
+              <w:keepNext w:val="false"/>
               <w:spacing w:after="40" w:before="0"/>
               <w:jc w:val="left"/>
             </w:pPr>
@@ -413,6 +425,7 @@
           </w:tcPr>
           <w:p>
             <w:pPr>
+              <w:keepNext w:val="false"/>
               <w:spacing w:after="40" w:before="0"/>
               <w:jc w:val="left"/>
             </w:pPr>
@@ -432,6 +445,7 @@
           </w:p>
           <w:p>
             <w:pPr>
+              <w:keepNext w:val="false"/>
               <w:spacing w:after="40" w:before="0"/>
               <w:jc w:val="left"/>
             </w:pPr>
@@ -451,6 +465,7 @@
           </w:p>
           <w:p>
             <w:pPr>
+              <w:keepNext w:val="false"/>
               <w:spacing w:after="40" w:before="0"/>
               <w:jc w:val="left"/>
             </w:pPr>
@@ -470,6 +485,7 @@
           </w:p>
           <w:p>
             <w:pPr>
+              <w:keepNext w:val="false"/>
               <w:spacing w:after="40" w:before="0"/>
               <w:jc w:val="left"/>
             </w:pPr>
@@ -531,6 +547,7 @@
           </w:tcPr>
           <w:p>
             <w:pPr>
+              <w:keepNext/>
               <w:spacing w:after="40" w:before="0"/>
               <w:jc w:val="center"/>
             </w:pPr>
@@ -565,6 +582,7 @@
           </w:tcPr>
           <w:p>
             <w:pPr>
+              <w:keepNext w:val="false"/>
               <w:spacing w:after="40" w:before="0"/>
               <w:jc w:val="left"/>
             </w:pPr>
@@ -584,6 +602,7 @@
           </w:p>
           <w:p>
             <w:pPr>
+              <w:keepNext w:val="false"/>
               <w:spacing w:after="40" w:before="0"/>
               <w:jc w:val="left"/>
             </w:pPr>
@@ -603,6 +622,7 @@
           </w:p>
           <w:p>
             <w:pPr>
+              <w:keepNext w:val="false"/>
               <w:spacing w:after="40" w:before="0"/>
               <w:jc w:val="left"/>
             </w:pPr>
@@ -622,6 +642,7 @@
           </w:p>
           <w:p>
             <w:pPr>
+              <w:keepNext w:val="false"/>
               <w:spacing w:after="40" w:before="0"/>
               <w:jc w:val="left"/>
             </w:pPr>
@@ -641,6 +662,7 @@
           </w:p>
           <w:p>
             <w:pPr>
+              <w:keepNext w:val="false"/>
               <w:spacing w:after="40" w:before="0"/>
               <w:jc w:val="left"/>
             </w:pPr>
@@ -660,6 +682,7 @@
           </w:p>
           <w:p>
             <w:pPr>
+              <w:keepNext w:val="false"/>
               <w:spacing w:after="40" w:before="0"/>
               <w:jc w:val="left"/>
             </w:pPr>
@@ -692,6 +715,7 @@
           </w:tcPr>
           <w:p>
             <w:pPr>
+              <w:keepNext w:val="false"/>
               <w:spacing w:after="40" w:before="0"/>
               <w:jc w:val="left"/>
             </w:pPr>
@@ -711,6 +735,7 @@
           </w:p>
           <w:p>
             <w:pPr>
+              <w:keepNext w:val="false"/>
               <w:spacing w:after="40" w:before="0"/>
               <w:jc w:val="left"/>
             </w:pPr>
@@ -730,6 +755,7 @@
           </w:p>
           <w:p>
             <w:pPr>
+              <w:keepNext w:val="false"/>
               <w:spacing w:after="40" w:before="0"/>
               <w:jc w:val="left"/>
             </w:pPr>
@@ -749,6 +775,7 @@
           </w:p>
           <w:p>
             <w:pPr>
+              <w:keepNext w:val="false"/>
               <w:spacing w:after="40" w:before="0"/>
               <w:jc w:val="left"/>
             </w:pPr>
@@ -768,6 +795,7 @@
           </w:p>
           <w:p>
             <w:pPr>
+              <w:keepNext w:val="false"/>
               <w:spacing w:after="40" w:before="0"/>
               <w:jc w:val="left"/>
             </w:pPr>
@@ -829,6 +857,7 @@
           </w:tcPr>
           <w:p>
             <w:pPr>
+              <w:keepNext/>
               <w:spacing w:after="40" w:before="0"/>
               <w:jc w:val="center"/>
             </w:pPr>
@@ -863,6 +892,7 @@
           </w:tcPr>
           <w:p>
             <w:pPr>
+              <w:keepNext w:val="false"/>
               <w:spacing w:after="40" w:before="0"/>
               <w:jc w:val="left"/>
             </w:pPr>
@@ -882,6 +912,7 @@
           </w:p>
           <w:p>
             <w:pPr>
+              <w:keepNext w:val="false"/>
               <w:spacing w:after="40" w:before="0"/>
               <w:jc w:val="left"/>
             </w:pPr>
@@ -901,6 +932,7 @@
           </w:p>
           <w:p>
             <w:pPr>
+              <w:keepNext w:val="false"/>
               <w:spacing w:after="40" w:before="0"/>
               <w:jc w:val="left"/>
             </w:pPr>
@@ -920,6 +952,7 @@
           </w:p>
           <w:p>
             <w:pPr>
+              <w:keepNext w:val="false"/>
               <w:spacing w:after="40" w:before="0"/>
               <w:jc w:val="left"/>
             </w:pPr>
@@ -952,6 +985,7 @@
           </w:tcPr>
           <w:p>
             <w:pPr>
+              <w:keepNext w:val="false"/>
               <w:spacing w:after="40" w:before="0"/>
               <w:jc w:val="left"/>
             </w:pPr>
@@ -971,6 +1005,7 @@
           </w:p>
           <w:p>
             <w:pPr>
+              <w:keepNext w:val="false"/>
               <w:spacing w:after="40" w:before="0"/>
               <w:jc w:val="left"/>
             </w:pPr>
@@ -990,6 +1025,7 @@
           </w:p>
           <w:p>
             <w:pPr>
+              <w:keepNext w:val="false"/>
               <w:spacing w:after="40" w:before="0"/>
               <w:jc w:val="left"/>
             </w:pPr>
@@ -1009,6 +1045,7 @@
           </w:p>
           <w:p>
             <w:pPr>
+              <w:keepNext w:val="false"/>
               <w:spacing w:after="40" w:before="0"/>
               <w:jc w:val="left"/>
             </w:pPr>
@@ -1070,6 +1107,7 @@
           </w:tcPr>
           <w:p>
             <w:pPr>
+              <w:keepNext/>
               <w:spacing w:after="40" w:before="0"/>
               <w:jc w:val="center"/>
             </w:pPr>
@@ -1104,6 +1142,7 @@
           </w:tcPr>
           <w:p>
             <w:pPr>
+              <w:keepNext w:val="false"/>
               <w:spacing w:after="40" w:before="0"/>
               <w:jc w:val="left"/>
             </w:pPr>
@@ -1123,6 +1162,7 @@
           </w:p>
           <w:p>
             <w:pPr>
+              <w:keepNext w:val="false"/>
               <w:spacing w:after="40" w:before="0"/>
               <w:jc w:val="left"/>
             </w:pPr>
@@ -1142,6 +1182,7 @@
           </w:p>
           <w:p>
             <w:pPr>
+              <w:keepNext w:val="false"/>
               <w:spacing w:after="40" w:before="0"/>
               <w:jc w:val="left"/>
             </w:pPr>
@@ -1161,6 +1202,7 @@
           </w:p>
           <w:p>
             <w:pPr>
+              <w:keepNext w:val="false"/>
               <w:spacing w:after="40" w:before="0"/>
               <w:jc w:val="left"/>
             </w:pPr>
@@ -1180,6 +1222,7 @@
           </w:p>
           <w:p>
             <w:pPr>
+              <w:keepNext w:val="false"/>
               <w:spacing w:after="40" w:before="0"/>
               <w:jc w:val="left"/>
             </w:pPr>
@@ -1199,6 +1242,7 @@
           </w:p>
           <w:p>
             <w:pPr>
+              <w:keepNext w:val="false"/>
               <w:spacing w:after="40" w:before="0"/>
               <w:jc w:val="left"/>
             </w:pPr>
@@ -1231,6 +1275,7 @@
           </w:tcPr>
           <w:p>
             <w:pPr>
+              <w:keepNext w:val="false"/>
               <w:spacing w:after="40" w:before="0"/>
               <w:jc w:val="left"/>
             </w:pPr>
@@ -1250,6 +1295,7 @@
           </w:p>
           <w:p>
             <w:pPr>
+              <w:keepNext w:val="false"/>
               <w:spacing w:after="40" w:before="0"/>
               <w:jc w:val="left"/>
             </w:pPr>
@@ -1269,6 +1315,7 @@
           </w:p>
           <w:p>
             <w:pPr>
+              <w:keepNext w:val="false"/>
               <w:spacing w:after="40" w:before="0"/>
               <w:jc w:val="left"/>
             </w:pPr>
@@ -1288,6 +1335,7 @@
           </w:p>
           <w:p>
             <w:pPr>
+              <w:keepNext w:val="false"/>
               <w:spacing w:after="40" w:before="0"/>
               <w:jc w:val="left"/>
             </w:pPr>
@@ -1307,6 +1355,7 @@
           </w:p>
           <w:p>
             <w:pPr>
+              <w:keepNext w:val="false"/>
               <w:spacing w:after="40" w:before="0"/>
               <w:jc w:val="left"/>
             </w:pPr>
@@ -1370,6 +1419,7 @@
           </w:tcPr>
           <w:p>
             <w:pPr>
+              <w:keepNext w:val="false"/>
               <w:spacing w:after="40" w:before="0"/>
               <w:jc w:val="center"/>
             </w:pPr>
@@ -1404,6 +1454,7 @@
           </w:tcPr>
           <w:p>
             <w:pPr>
+              <w:keepNext w:val="false"/>
               <w:spacing w:after="40" w:before="0"/>
               <w:jc w:val="left"/>
             </w:pPr>
@@ -1436,6 +1487,7 @@
           </w:tcPr>
           <w:p>
             <w:pPr>
+              <w:keepNext w:val="false"/>
               <w:spacing w:after="40" w:before="0"/>
               <w:jc w:val="left"/>
             </w:pPr>
@@ -1468,6 +1520,7 @@
           </w:tcPr>
           <w:p>
             <w:pPr>
+              <w:keepNext w:val="false"/>
               <w:spacing w:after="40" w:before="0"/>
               <w:jc w:val="left"/>
             </w:pPr>
@@ -1500,6 +1553,7 @@
           </w:tcPr>
           <w:p>
             <w:pPr>
+              <w:keepNext w:val="false"/>
               <w:spacing w:after="40" w:before="0"/>
               <w:jc w:val="left"/>
             </w:pPr>
@@ -1534,6 +1588,7 @@
           </w:tcPr>
           <w:p>
             <w:pPr>
+              <w:keepNext w:val="false"/>
               <w:spacing w:after="40" w:before="0"/>
               <w:jc w:val="left"/>
             </w:pPr>
@@ -1566,6 +1621,7 @@
           </w:tcPr>
           <w:p>
             <w:pPr>
+              <w:keepNext w:val="false"/>
               <w:spacing w:after="40" w:before="0"/>
               <w:jc w:val="left"/>
             </w:pPr>
@@ -1598,6 +1654,7 @@
           </w:tcPr>
           <w:p>
             <w:pPr>
+              <w:keepNext w:val="false"/>
               <w:spacing w:after="40" w:before="0"/>
               <w:jc w:val="left"/>
             </w:pPr>
@@ -1630,6 +1687,7 @@
           </w:tcPr>
           <w:p>
             <w:pPr>
+              <w:keepNext w:val="false"/>
               <w:spacing w:after="40" w:before="0"/>
               <w:jc w:val="left"/>
             </w:pPr>
@@ -1664,6 +1722,7 @@
           </w:tcPr>
           <w:p>
             <w:pPr>
+              <w:keepNext w:val="false"/>
               <w:spacing w:after="40" w:before="0"/>
               <w:jc w:val="left"/>
             </w:pPr>
@@ -1696,6 +1755,7 @@
           </w:tcPr>
           <w:p>
             <w:pPr>
+              <w:keepNext w:val="false"/>
               <w:spacing w:after="40" w:before="0"/>
               <w:jc w:val="left"/>
             </w:pPr>
@@ -1728,6 +1788,7 @@
           </w:tcPr>
           <w:p>
             <w:pPr>
+              <w:keepNext w:val="false"/>
               <w:spacing w:after="40" w:before="0"/>
               <w:jc w:val="left"/>
             </w:pPr>
@@ -1760,6 +1821,7 @@
           </w:tcPr>
           <w:p>
             <w:pPr>
+              <w:keepNext w:val="false"/>
               <w:spacing w:after="40" w:before="0"/>
               <w:jc w:val="left"/>
             </w:pPr>
@@ -1794,6 +1856,7 @@
           </w:tcPr>
           <w:p>
             <w:pPr>
+              <w:keepNext w:val="false"/>
               <w:spacing w:after="40" w:before="0"/>
               <w:jc w:val="left"/>
             </w:pPr>
@@ -1826,6 +1889,7 @@
           </w:tcPr>
           <w:p>
             <w:pPr>
+              <w:keepNext w:val="false"/>
               <w:spacing w:after="40" w:before="0"/>
               <w:jc w:val="left"/>
             </w:pPr>
@@ -1858,6 +1922,7 @@
           </w:tcPr>
           <w:p>
             <w:pPr>
+              <w:keepNext w:val="false"/>
               <w:spacing w:after="40" w:before="0"/>
               <w:jc w:val="left"/>
             </w:pPr>
@@ -1890,6 +1955,7 @@
           </w:tcPr>
           <w:p>
             <w:pPr>
+              <w:keepNext w:val="false"/>
               <w:spacing w:after="40" w:before="0"/>
               <w:jc w:val="left"/>
             </w:pPr>
@@ -1924,6 +1990,7 @@
           </w:tcPr>
           <w:p>
             <w:pPr>
+              <w:keepNext w:val="false"/>
               <w:spacing w:after="40" w:before="0"/>
               <w:jc w:val="left"/>
             </w:pPr>
@@ -1956,6 +2023,7 @@
           </w:tcPr>
           <w:p>
             <w:pPr>
+              <w:keepNext w:val="false"/>
               <w:spacing w:after="40" w:before="0"/>
               <w:jc w:val="left"/>
             </w:pPr>
@@ -1988,6 +2056,7 @@
           </w:tcPr>
           <w:p>
             <w:pPr>
+              <w:keepNext w:val="false"/>
               <w:spacing w:after="40" w:before="0"/>
               <w:jc w:val="left"/>
             </w:pPr>
@@ -2020,6 +2089,7 @@
           </w:tcPr>
           <w:p>
             <w:pPr>
+              <w:keepNext w:val="false"/>
               <w:spacing w:after="40" w:before="0"/>
               <w:jc w:val="left"/>
             </w:pPr>
@@ -2054,6 +2124,7 @@
           </w:tcPr>
           <w:p>
             <w:pPr>
+              <w:keepNext w:val="false"/>
               <w:spacing w:after="40" w:before="0"/>
               <w:jc w:val="left"/>
             </w:pPr>
@@ -2086,6 +2157,7 @@
           </w:tcPr>
           <w:p>
             <w:pPr>
+              <w:keepNext w:val="false"/>
               <w:spacing w:after="40" w:before="0"/>
               <w:jc w:val="left"/>
             </w:pPr>
@@ -2118,6 +2190,7 @@
           </w:tcPr>
           <w:p>
             <w:pPr>
+              <w:keepNext w:val="false"/>
               <w:spacing w:after="40" w:before="0"/>
               <w:jc w:val="left"/>
             </w:pPr>
@@ -2150,6 +2223,7 @@
           </w:tcPr>
           <w:p>
             <w:pPr>
+              <w:keepNext w:val="false"/>
               <w:spacing w:after="40" w:before="0"/>
               <w:jc w:val="left"/>
             </w:pPr>
@@ -2288,7 +2362,7 @@
         </w:rPr>
         <w:t xml:space="preserve">© 2026 SeaVuria and ARES. This work is licensed under a </w:t>
       </w:r>
-      <w:hyperlink w:history="1" r:id="rIdbgbdoa9_ekkjvizruw6hl">
+      <w:hyperlink w:history="1" r:id="rId6iqfwgczgcvs0ocwp0une">
         <w:r>
           <w:rPr>
             <w:rFonts w:ascii="Arial" w:cs="Arial" w:eastAsia="Arial" w:hAnsi="Arial"/>
@@ -2308,7 +2382,7 @@
         </w:rPr>
         <w:t xml:space="preserve"> (</w:t>
       </w:r>
-      <w:hyperlink w:history="1" r:id="rId8zsl0uxtyrnm7b5fsx7tv">
+      <w:hyperlink w:history="1" r:id="rIdux3yez78yu5csgefwxhbz">
         <w:r>
           <w:rPr>
             <w:rFonts w:ascii="Arial" w:cs="Arial" w:eastAsia="Arial" w:hAnsi="Arial"/>
@@ -2328,7 +2402,7 @@
         </w:rPr>
         <w:t xml:space="preserve">). To view a copy of this license, visit </w:t>
       </w:r>
-      <w:hyperlink w:history="1" r:id="rIdc03erthg6knrr1_wwiyj5">
+      <w:hyperlink w:history="1" r:id="rIdbby-e-ck8bb__yua-ogse">
         <w:r>
           <w:rPr>
             <w:rFonts w:ascii="Arial" w:cs="Arial" w:eastAsia="Arial" w:hAnsi="Arial"/>

--- a/data/outputs/v2/Essential_Mathematics/SS2.6_Surface_Area_of_Solids/Essential_Mathematics_Surface_Area_of_Solids_FinalExplanation_TeacherKey.docx
+++ b/data/outputs/v2/Essential_Mathematics/SS2.6_Surface_Area_of_Solids/Essential_Mathematics_Surface_Area_of_Solids_FinalExplanation_TeacherKey.docx
@@ -2362,7 +2362,7 @@
         </w:rPr>
         <w:t xml:space="preserve">© 2026 SeaVuria and ARES. This work is licensed under a </w:t>
       </w:r>
-      <w:hyperlink w:history="1" r:id="rId6iqfwgczgcvs0ocwp0une">
+      <w:hyperlink w:history="1" r:id="rIdtlbh2lg2blvcjghlg0bja">
         <w:r>
           <w:rPr>
             <w:rFonts w:ascii="Arial" w:cs="Arial" w:eastAsia="Arial" w:hAnsi="Arial"/>
@@ -2382,7 +2382,7 @@
         </w:rPr>
         <w:t xml:space="preserve"> (</w:t>
       </w:r>
-      <w:hyperlink w:history="1" r:id="rIdux3yez78yu5csgefwxhbz">
+      <w:hyperlink w:history="1" r:id="rIdcgot0jqleatmfkkrmidby">
         <w:r>
           <w:rPr>
             <w:rFonts w:ascii="Arial" w:cs="Arial" w:eastAsia="Arial" w:hAnsi="Arial"/>
@@ -2402,7 +2402,7 @@
         </w:rPr>
         <w:t xml:space="preserve">). To view a copy of this license, visit </w:t>
       </w:r>
-      <w:hyperlink w:history="1" r:id="rIdbby-e-ck8bb__yua-ogse">
+      <w:hyperlink w:history="1" r:id="rId4snhicgkyd6foxhezerjx">
         <w:r>
           <w:rPr>
             <w:rFonts w:ascii="Arial" w:cs="Arial" w:eastAsia="Arial" w:hAnsi="Arial"/>
